--- a/plugins/maiaedge-sales-docs/templates/nda_template.docx
+++ b/plugins/maiaedge-sales-docs/templates/nda_template.docx
@@ -4015,15 +4015,20 @@
 
 <file path=customXml/item1.xml><?xml version="1.0" encoding="utf-8"?>
 <p:properties xmlns:p="http://schemas.microsoft.com/office/2006/metadata/properties" xmlns:xsi="http://www.w3.org/2001/XMLSchema-instance" xmlns:pc="http://schemas.microsoft.com/office/infopath/2007/PartnerControls">
-  <documentManagement/>
+  <documentManagement>
+    <lcf76f155ced4ddcb4097134ff3c332f xmlns="c385d383-5247-4622-baab-26d6217c57ea">
+      <Terms xmlns="http://schemas.microsoft.com/office/infopath/2007/PartnerControls"/>
+    </lcf76f155ced4ddcb4097134ff3c332f>
+    <TaxCatchAll xmlns="ed523d83-577e-496e-a929-d129df92a179" xsi:nil="true"/>
+  </documentManagement>
 </p:properties>
 </file>
 
 <file path=customXml/item2.xml><?xml version="1.0" encoding="utf-8"?>
-<ct:contentTypeSchema xmlns:ct="http://schemas.microsoft.com/office/2006/metadata/contentType" xmlns:ma="http://schemas.microsoft.com/office/2006/metadata/properties/metaAttributes" ct:_="" ma:_="" ma:contentTypeName="Document" ma:contentTypeID="0x0101001F99045B20B6D043B9F9A68431CDE7DA" ma:contentTypeVersion="7" ma:contentTypeDescription="Create a new document." ma:contentTypeScope="" ma:versionID="edd513611827383d8f0447e436aebb2c">
-  <xsd:schema xmlns:xsd="http://www.w3.org/2001/XMLSchema" xmlns:xs="http://www.w3.org/2001/XMLSchema" xmlns:p="http://schemas.microsoft.com/office/2006/metadata/properties" xmlns:ns2="d26a6f9c-eb01-4ca2-9e1d-d2455490364f" xmlns:ns3="5e9bf97f-1883-46ab-a891-5c27f84ae6d4" targetNamespace="http://schemas.microsoft.com/office/2006/metadata/properties" ma:root="true" ma:fieldsID="a8fb35f3a35728741abb75bcd50e492e" ns2:_="" ns3:_="">
-    <xsd:import namespace="d26a6f9c-eb01-4ca2-9e1d-d2455490364f"/>
-    <xsd:import namespace="5e9bf97f-1883-46ab-a891-5c27f84ae6d4"/>
+<ct:contentTypeSchema xmlns:ct="http://schemas.microsoft.com/office/2006/metadata/contentType" xmlns:ma="http://schemas.microsoft.com/office/2006/metadata/properties/metaAttributes" ct:_="" ma:_="" ma:contentTypeName="Document" ma:contentTypeID="0x010100154079719090764888F3518ADB357560" ma:contentTypeVersion="12" ma:contentTypeDescription="Create a new document." ma:contentTypeScope="" ma:versionID="457b61106714721ec5349719c19fca85">
+  <xsd:schema xmlns:xsd="http://www.w3.org/2001/XMLSchema" xmlns:xs="http://www.w3.org/2001/XMLSchema" xmlns:p="http://schemas.microsoft.com/office/2006/metadata/properties" xmlns:ns2="c385d383-5247-4622-baab-26d6217c57ea" xmlns:ns3="ed523d83-577e-496e-a929-d129df92a179" targetNamespace="http://schemas.microsoft.com/office/2006/metadata/properties" ma:root="true" ma:fieldsID="a3f4173b471d091393b44f80736bdbcf" ns2:_="" ns3:_="">
+    <xsd:import namespace="c385d383-5247-4622-baab-26d6217c57ea"/>
+    <xsd:import namespace="ed523d83-577e-496e-a929-d129df92a179"/>
     <xsd:element name="properties">
       <xsd:complexType>
         <xsd:sequence>
@@ -4032,11 +4037,15 @@
               <xsd:all>
                 <xsd:element ref="ns2:MediaServiceMetadata" minOccurs="0"/>
                 <xsd:element ref="ns2:MediaServiceFastMetadata" minOccurs="0"/>
-                <xsd:element ref="ns2:MediaServiceAutoKeyPoints" minOccurs="0"/>
-                <xsd:element ref="ns2:MediaServiceKeyPoints" minOccurs="0"/>
-                <xsd:element ref="ns3:SharedWithUsers" minOccurs="0"/>
-                <xsd:element ref="ns3:SharedWithDetails" minOccurs="0"/>
-                <xsd:element ref="ns2:MediaServiceObjectDetectorVersions" minOccurs="0"/>
+                <xsd:element ref="ns2:MediaServiceSearchProperties" minOccurs="0"/>
+                <xsd:element ref="ns2:MediaServiceDateTaken" minOccurs="0"/>
+                <xsd:element ref="ns2:MediaServiceGenerationTime" minOccurs="0"/>
+                <xsd:element ref="ns2:MediaServiceEventHashCode" minOccurs="0"/>
+                <xsd:element ref="ns2:MediaLengthInSeconds" minOccurs="0"/>
+                <xsd:element ref="ns2:lcf76f155ced4ddcb4097134ff3c332f" minOccurs="0"/>
+                <xsd:element ref="ns3:TaxCatchAll" minOccurs="0"/>
+                <xsd:element ref="ns2:MediaServiceOCR" minOccurs="0"/>
+                <xsd:element ref="ns2:MediaServiceLocation" minOccurs="0"/>
               </xsd:all>
             </xsd:complexType>
           </xsd:element>
@@ -4044,7 +4053,7 @@
       </xsd:complexType>
     </xsd:element>
   </xsd:schema>
-  <xsd:schema xmlns:xsd="http://www.w3.org/2001/XMLSchema" xmlns:xs="http://www.w3.org/2001/XMLSchema" xmlns:dms="http://schemas.microsoft.com/office/2006/documentManagement/types" xmlns:pc="http://schemas.microsoft.com/office/infopath/2007/PartnerControls" targetNamespace="d26a6f9c-eb01-4ca2-9e1d-d2455490364f" elementFormDefault="qualified">
+  <xsd:schema xmlns:xsd="http://www.w3.org/2001/XMLSchema" xmlns:xs="http://www.w3.org/2001/XMLSchema" xmlns:dms="http://schemas.microsoft.com/office/2006/documentManagement/types" xmlns:pc="http://schemas.microsoft.com/office/infopath/2007/PartnerControls" targetNamespace="c385d383-5247-4622-baab-26d6217c57ea" elementFormDefault="qualified">
     <xsd:import namespace="http://schemas.microsoft.com/office/2006/documentManagement/types"/>
     <xsd:import namespace="http://schemas.microsoft.com/office/infopath/2007/PartnerControls"/>
     <xsd:element name="MediaServiceMetadata" ma:index="8" nillable="true" ma:displayName="MediaServiceMetadata" ma:hidden="true" ma:internalName="MediaServiceMetadata" ma:readOnly="true">
@@ -4057,52 +4066,64 @@
         <xsd:restriction base="dms:Note"/>
       </xsd:simpleType>
     </xsd:element>
-    <xsd:element name="MediaServiceAutoKeyPoints" ma:index="10" nillable="true" ma:displayName="MediaServiceAutoKeyPoints" ma:hidden="true" ma:internalName="MediaServiceAutoKeyPoints" ma:readOnly="true">
+    <xsd:element name="MediaServiceSearchProperties" ma:index="10" nillable="true" ma:displayName="MediaServiceSearchProperties" ma:hidden="true" ma:internalName="MediaServiceSearchProperties" ma:readOnly="true">
       <xsd:simpleType>
         <xsd:restriction base="dms:Note"/>
       </xsd:simpleType>
     </xsd:element>
-    <xsd:element name="MediaServiceKeyPoints" ma:index="11" nillable="true" ma:displayName="KeyPoints" ma:internalName="MediaServiceKeyPoints" ma:readOnly="true">
+    <xsd:element name="MediaServiceDateTaken" ma:index="11" nillable="true" ma:displayName="MediaServiceDateTaken" ma:hidden="true" ma:indexed="true" ma:internalName="MediaServiceDateTaken" ma:readOnly="true">
+      <xsd:simpleType>
+        <xsd:restriction base="dms:Text"/>
+      </xsd:simpleType>
+    </xsd:element>
+    <xsd:element name="MediaServiceGenerationTime" ma:index="12" nillable="true" ma:displayName="MediaServiceGenerationTime" ma:hidden="true" ma:internalName="MediaServiceGenerationTime" ma:readOnly="true">
+      <xsd:simpleType>
+        <xsd:restriction base="dms:Text"/>
+      </xsd:simpleType>
+    </xsd:element>
+    <xsd:element name="MediaServiceEventHashCode" ma:index="13" nillable="true" ma:displayName="MediaServiceEventHashCode" ma:hidden="true" ma:internalName="MediaServiceEventHashCode" ma:readOnly="true">
+      <xsd:simpleType>
+        <xsd:restriction base="dms:Text"/>
+      </xsd:simpleType>
+    </xsd:element>
+    <xsd:element name="MediaLengthInSeconds" ma:index="14" nillable="true" ma:displayName="MediaLengthInSeconds" ma:hidden="true" ma:internalName="MediaLengthInSeconds" ma:readOnly="true">
+      <xsd:simpleType>
+        <xsd:restriction base="dms:Unknown"/>
+      </xsd:simpleType>
+    </xsd:element>
+    <xsd:element name="lcf76f155ced4ddcb4097134ff3c332f" ma:index="16" nillable="true" ma:taxonomy="true" ma:internalName="lcf76f155ced4ddcb4097134ff3c332f" ma:taxonomyFieldName="MediaServiceImageTags" ma:displayName="Image Tags" ma:readOnly="false" ma:fieldId="{5cf76f15-5ced-4ddc-b409-7134ff3c332f}" ma:taxonomyMulti="true" ma:sspId="32463502-ae89-45c2-89b3-463160bd7c9c" ma:termSetId="09814cd3-568e-fe90-9814-8d621ff8fb84" ma:anchorId="fba54fb3-c3e1-fe81-a776-ca4b69148c4d" ma:open="true" ma:isKeyword="false">
+      <xsd:complexType>
+        <xsd:sequence>
+          <xsd:element ref="pc:Terms" minOccurs="0" maxOccurs="1"/>
+        </xsd:sequence>
+      </xsd:complexType>
+    </xsd:element>
+    <xsd:element name="MediaServiceOCR" ma:index="18" nillable="true" ma:displayName="Extracted Text" ma:internalName="MediaServiceOCR" ma:readOnly="true">
       <xsd:simpleType>
         <xsd:restriction base="dms:Note">
           <xsd:maxLength value="255"/>
         </xsd:restriction>
       </xsd:simpleType>
     </xsd:element>
-    <xsd:element name="MediaServiceObjectDetectorVersions" ma:index="14" nillable="true" ma:displayName="MediaServiceObjectDetectorVersions" ma:hidden="true" ma:indexed="true" ma:internalName="MediaServiceObjectDetectorVersions" ma:readOnly="true">
+    <xsd:element name="MediaServiceLocation" ma:index="19" nillable="true" ma:displayName="Location" ma:indexed="true" ma:internalName="MediaServiceLocation" ma:readOnly="true">
       <xsd:simpleType>
         <xsd:restriction base="dms:Text"/>
       </xsd:simpleType>
     </xsd:element>
   </xsd:schema>
-  <xsd:schema xmlns:xsd="http://www.w3.org/2001/XMLSchema" xmlns:xs="http://www.w3.org/2001/XMLSchema" xmlns:dms="http://schemas.microsoft.com/office/2006/documentManagement/types" xmlns:pc="http://schemas.microsoft.com/office/infopath/2007/PartnerControls" targetNamespace="5e9bf97f-1883-46ab-a891-5c27f84ae6d4" elementFormDefault="qualified">
+  <xsd:schema xmlns:xsd="http://www.w3.org/2001/XMLSchema" xmlns:xs="http://www.w3.org/2001/XMLSchema" xmlns:dms="http://schemas.microsoft.com/office/2006/documentManagement/types" xmlns:pc="http://schemas.microsoft.com/office/infopath/2007/PartnerControls" targetNamespace="ed523d83-577e-496e-a929-d129df92a179" elementFormDefault="qualified">
     <xsd:import namespace="http://schemas.microsoft.com/office/2006/documentManagement/types"/>
     <xsd:import namespace="http://schemas.microsoft.com/office/infopath/2007/PartnerControls"/>
-    <xsd:element name="SharedWithUsers" ma:index="12" nillable="true" ma:displayName="Shared With" ma:internalName="SharedWithUsers" ma:readOnly="true">
+    <xsd:element name="TaxCatchAll" ma:index="17" nillable="true" ma:displayName="Taxonomy Catch All Column" ma:hidden="true" ma:list="{5164c31f-715e-4630-96ca-c1f13c67a246}" ma:internalName="TaxCatchAll" ma:showField="CatchAllData" ma:web="ed523d83-577e-496e-a929-d129df92a179">
       <xsd:complexType>
         <xsd:complexContent>
-          <xsd:extension base="dms:UserMulti">
+          <xsd:extension base="dms:MultiChoiceLookup">
             <xsd:sequence>
-              <xsd:element name="UserInfo" minOccurs="0" maxOccurs="unbounded">
-                <xsd:complexType>
-                  <xsd:sequence>
-                    <xsd:element name="DisplayName" type="xsd:string" minOccurs="0"/>
-                    <xsd:element name="AccountId" type="dms:UserId" minOccurs="0" nillable="true"/>
-                    <xsd:element name="AccountType" type="xsd:string" minOccurs="0"/>
-                  </xsd:sequence>
-                </xsd:complexType>
-              </xsd:element>
+              <xsd:element name="Value" type="dms:Lookup" maxOccurs="unbounded" minOccurs="0" nillable="true"/>
             </xsd:sequence>
           </xsd:extension>
         </xsd:complexContent>
       </xsd:complexType>
-    </xsd:element>
-    <xsd:element name="SharedWithDetails" ma:index="13" nillable="true" ma:displayName="Shared With Details" ma:internalName="SharedWithDetails" ma:readOnly="true">
-      <xsd:simpleType>
-        <xsd:restriction base="dms:Note">
-          <xsd:maxLength value="255"/>
-        </xsd:restriction>
-      </xsd:simpleType>
     </xsd:element>
   </xsd:schema>
   <xsd:schema xmlns="http://schemas.openxmlformats.org/package/2006/metadata/core-properties" xmlns:xsd="http://www.w3.org/2001/XMLSchema" xmlns:xsi="http://www.w3.org/2001/XMLSchema-instance" xmlns:dc="http://purl.org/dc/elements/1.1/" xmlns:dcterms="http://purl.org/dc/terms/" xmlns:odoc="http://schemas.microsoft.com/internal/obd" targetNamespace="http://schemas.openxmlformats.org/package/2006/metadata/core-properties" elementFormDefault="qualified" attributeFormDefault="unqualified" blockDefault="#all">
@@ -4223,22 +4244,7 @@
 </file>
 
 <file path=customXml/itemProps2.xml><?xml version="1.0" encoding="utf-8"?>
-<ds:datastoreItem xmlns:ds="http://schemas.openxmlformats.org/officeDocument/2006/customXml" ds:itemID="{3CE2B731-8D4D-428D-8DE1-42EB4A81FA03}">
-  <ds:schemaRefs>
-    <ds:schemaRef ds:uri="http://schemas.microsoft.com/office/2006/metadata/contentType"/>
-    <ds:schemaRef ds:uri="http://schemas.microsoft.com/office/2006/metadata/properties/metaAttributes"/>
-    <ds:schemaRef ds:uri="http://www.w3.org/2001/XMLSchema"/>
-    <ds:schemaRef ds:uri="http://schemas.microsoft.com/office/2006/metadata/properties"/>
-    <ds:schemaRef ds:uri="d26a6f9c-eb01-4ca2-9e1d-d2455490364f"/>
-    <ds:schemaRef ds:uri="5e9bf97f-1883-46ab-a891-5c27f84ae6d4"/>
-    <ds:schemaRef ds:uri="http://schemas.microsoft.com/office/2006/documentManagement/types"/>
-    <ds:schemaRef ds:uri="http://schemas.microsoft.com/office/infopath/2007/PartnerControls"/>
-    <ds:schemaRef ds:uri="http://schemas.openxmlformats.org/package/2006/metadata/core-properties"/>
-    <ds:schemaRef ds:uri="http://purl.org/dc/elements/1.1/"/>
-    <ds:schemaRef ds:uri="http://purl.org/dc/terms/"/>
-    <ds:schemaRef ds:uri="http://schemas.microsoft.com/internal/obd"/>
-  </ds:schemaRefs>
-</ds:datastoreItem>
+<ds:datastoreItem xmlns:ds="http://schemas.openxmlformats.org/officeDocument/2006/customXml" ds:itemID="{44892AD6-10FC-424E-9F66-6CB5E36F44F0}"/>
 </file>
 
 <file path=customXml/itemProps3.xml><?xml version="1.0" encoding="utf-8"?>

--- a/plugins/maiaedge-sales-docs/templates/nda_template.docx
+++ b/plugins/maiaedge-sales-docs/templates/nda_template.docx
@@ -4025,8 +4025,8 @@
 </file>
 
 <file path=customXml/item2.xml><?xml version="1.0" encoding="utf-8"?>
-<ct:contentTypeSchema xmlns:ct="http://schemas.microsoft.com/office/2006/metadata/contentType" xmlns:ma="http://schemas.microsoft.com/office/2006/metadata/properties/metaAttributes" ct:_="" ma:_="" ma:contentTypeName="Document" ma:contentTypeID="0x010100154079719090764888F3518ADB357560" ma:contentTypeVersion="12" ma:contentTypeDescription="Create a new document." ma:contentTypeScope="" ma:versionID="457b61106714721ec5349719c19fca85">
-  <xsd:schema xmlns:xsd="http://www.w3.org/2001/XMLSchema" xmlns:xs="http://www.w3.org/2001/XMLSchema" xmlns:p="http://schemas.microsoft.com/office/2006/metadata/properties" xmlns:ns2="c385d383-5247-4622-baab-26d6217c57ea" xmlns:ns3="ed523d83-577e-496e-a929-d129df92a179" targetNamespace="http://schemas.microsoft.com/office/2006/metadata/properties" ma:root="true" ma:fieldsID="a3f4173b471d091393b44f80736bdbcf" ns2:_="" ns3:_="">
+<ct:contentTypeSchema xmlns:ct="http://schemas.microsoft.com/office/2006/metadata/contentType" xmlns:ma="http://schemas.microsoft.com/office/2006/metadata/properties/metaAttributes" ct:_="" ma:_="" ma:contentTypeName="Document" ma:contentTypeID="0x010100154079719090764888F3518ADB357560" ma:contentTypeVersion="12" ma:contentTypeDescription="Create a new document." ma:contentTypeScope="" ma:versionID="5cc0b0515060d800ca0dcd7df7c8b7a6">
+  <xsd:schema xmlns:xsd="http://www.w3.org/2001/XMLSchema" xmlns:xs="http://www.w3.org/2001/XMLSchema" xmlns:p="http://schemas.microsoft.com/office/2006/metadata/properties" xmlns:ns2="c385d383-5247-4622-baab-26d6217c57ea" xmlns:ns3="ed523d83-577e-496e-a929-d129df92a179" targetNamespace="http://schemas.microsoft.com/office/2006/metadata/properties" ma:root="true" ma:fieldsID="893ab8fe2db634baf46b5c6f2ef93a6b" ns2:_="" ns3:_="">
     <xsd:import namespace="c385d383-5247-4622-baab-26d6217c57ea"/>
     <xsd:import namespace="ed523d83-577e-496e-a929-d129df92a179"/>
     <xsd:element name="properties">
@@ -4244,7 +4244,7 @@
 </file>
 
 <file path=customXml/itemProps2.xml><?xml version="1.0" encoding="utf-8"?>
-<ds:datastoreItem xmlns:ds="http://schemas.openxmlformats.org/officeDocument/2006/customXml" ds:itemID="{44892AD6-10FC-424E-9F66-6CB5E36F44F0}"/>
+<ds:datastoreItem xmlns:ds="http://schemas.openxmlformats.org/officeDocument/2006/customXml" ds:itemID="{7EDD5E50-7F86-4DD6-8B81-9C2F56419742}"/>
 </file>
 
 <file path=customXml/itemProps3.xml><?xml version="1.0" encoding="utf-8"?>

--- a/plugins/maiaedge-sales-docs/templates/nda_template.docx
+++ b/plugins/maiaedge-sales-docs/templates/nda_template.docx
@@ -4015,20 +4015,15 @@
 
 <file path=customXml/item1.xml><?xml version="1.0" encoding="utf-8"?>
 <p:properties xmlns:p="http://schemas.microsoft.com/office/2006/metadata/properties" xmlns:xsi="http://www.w3.org/2001/XMLSchema-instance" xmlns:pc="http://schemas.microsoft.com/office/infopath/2007/PartnerControls">
-  <documentManagement>
-    <lcf76f155ced4ddcb4097134ff3c332f xmlns="c385d383-5247-4622-baab-26d6217c57ea">
-      <Terms xmlns="http://schemas.microsoft.com/office/infopath/2007/PartnerControls"/>
-    </lcf76f155ced4ddcb4097134ff3c332f>
-    <TaxCatchAll xmlns="ed523d83-577e-496e-a929-d129df92a179" xsi:nil="true"/>
-  </documentManagement>
+  <documentManagement/>
 </p:properties>
 </file>
 
 <file path=customXml/item2.xml><?xml version="1.0" encoding="utf-8"?>
-<ct:contentTypeSchema xmlns:ct="http://schemas.microsoft.com/office/2006/metadata/contentType" xmlns:ma="http://schemas.microsoft.com/office/2006/metadata/properties/metaAttributes" ct:_="" ma:_="" ma:contentTypeName="Document" ma:contentTypeID="0x010100154079719090764888F3518ADB357560" ma:contentTypeVersion="12" ma:contentTypeDescription="Create a new document." ma:contentTypeScope="" ma:versionID="5cc0b0515060d800ca0dcd7df7c8b7a6">
-  <xsd:schema xmlns:xsd="http://www.w3.org/2001/XMLSchema" xmlns:xs="http://www.w3.org/2001/XMLSchema" xmlns:p="http://schemas.microsoft.com/office/2006/metadata/properties" xmlns:ns2="c385d383-5247-4622-baab-26d6217c57ea" xmlns:ns3="ed523d83-577e-496e-a929-d129df92a179" targetNamespace="http://schemas.microsoft.com/office/2006/metadata/properties" ma:root="true" ma:fieldsID="893ab8fe2db634baf46b5c6f2ef93a6b" ns2:_="" ns3:_="">
-    <xsd:import namespace="c385d383-5247-4622-baab-26d6217c57ea"/>
-    <xsd:import namespace="ed523d83-577e-496e-a929-d129df92a179"/>
+<ct:contentTypeSchema xmlns:ct="http://schemas.microsoft.com/office/2006/metadata/contentType" xmlns:ma="http://schemas.microsoft.com/office/2006/metadata/properties/metaAttributes" ct:_="" ma:_="" ma:contentTypeName="Document" ma:contentTypeID="0x0101001F99045B20B6D043B9F9A68431CDE7DA" ma:contentTypeVersion="7" ma:contentTypeDescription="Create a new document." ma:contentTypeScope="" ma:versionID="edd513611827383d8f0447e436aebb2c">
+  <xsd:schema xmlns:xsd="http://www.w3.org/2001/XMLSchema" xmlns:xs="http://www.w3.org/2001/XMLSchema" xmlns:p="http://schemas.microsoft.com/office/2006/metadata/properties" xmlns:ns2="d26a6f9c-eb01-4ca2-9e1d-d2455490364f" xmlns:ns3="5e9bf97f-1883-46ab-a891-5c27f84ae6d4" targetNamespace="http://schemas.microsoft.com/office/2006/metadata/properties" ma:root="true" ma:fieldsID="a8fb35f3a35728741abb75bcd50e492e" ns2:_="" ns3:_="">
+    <xsd:import namespace="d26a6f9c-eb01-4ca2-9e1d-d2455490364f"/>
+    <xsd:import namespace="5e9bf97f-1883-46ab-a891-5c27f84ae6d4"/>
     <xsd:element name="properties">
       <xsd:complexType>
         <xsd:sequence>
@@ -4037,15 +4032,11 @@
               <xsd:all>
                 <xsd:element ref="ns2:MediaServiceMetadata" minOccurs="0"/>
                 <xsd:element ref="ns2:MediaServiceFastMetadata" minOccurs="0"/>
-                <xsd:element ref="ns2:MediaServiceSearchProperties" minOccurs="0"/>
-                <xsd:element ref="ns2:MediaServiceDateTaken" minOccurs="0"/>
-                <xsd:element ref="ns2:MediaServiceGenerationTime" minOccurs="0"/>
-                <xsd:element ref="ns2:MediaServiceEventHashCode" minOccurs="0"/>
-                <xsd:element ref="ns2:MediaLengthInSeconds" minOccurs="0"/>
-                <xsd:element ref="ns2:lcf76f155ced4ddcb4097134ff3c332f" minOccurs="0"/>
-                <xsd:element ref="ns3:TaxCatchAll" minOccurs="0"/>
-                <xsd:element ref="ns2:MediaServiceOCR" minOccurs="0"/>
-                <xsd:element ref="ns2:MediaServiceLocation" minOccurs="0"/>
+                <xsd:element ref="ns2:MediaServiceAutoKeyPoints" minOccurs="0"/>
+                <xsd:element ref="ns2:MediaServiceKeyPoints" minOccurs="0"/>
+                <xsd:element ref="ns3:SharedWithUsers" minOccurs="0"/>
+                <xsd:element ref="ns3:SharedWithDetails" minOccurs="0"/>
+                <xsd:element ref="ns2:MediaServiceObjectDetectorVersions" minOccurs="0"/>
               </xsd:all>
             </xsd:complexType>
           </xsd:element>
@@ -4053,7 +4044,7 @@
       </xsd:complexType>
     </xsd:element>
   </xsd:schema>
-  <xsd:schema xmlns:xsd="http://www.w3.org/2001/XMLSchema" xmlns:xs="http://www.w3.org/2001/XMLSchema" xmlns:dms="http://schemas.microsoft.com/office/2006/documentManagement/types" xmlns:pc="http://schemas.microsoft.com/office/infopath/2007/PartnerControls" targetNamespace="c385d383-5247-4622-baab-26d6217c57ea" elementFormDefault="qualified">
+  <xsd:schema xmlns:xsd="http://www.w3.org/2001/XMLSchema" xmlns:xs="http://www.w3.org/2001/XMLSchema" xmlns:dms="http://schemas.microsoft.com/office/2006/documentManagement/types" xmlns:pc="http://schemas.microsoft.com/office/infopath/2007/PartnerControls" targetNamespace="d26a6f9c-eb01-4ca2-9e1d-d2455490364f" elementFormDefault="qualified">
     <xsd:import namespace="http://schemas.microsoft.com/office/2006/documentManagement/types"/>
     <xsd:import namespace="http://schemas.microsoft.com/office/infopath/2007/PartnerControls"/>
     <xsd:element name="MediaServiceMetadata" ma:index="8" nillable="true" ma:displayName="MediaServiceMetadata" ma:hidden="true" ma:internalName="MediaServiceMetadata" ma:readOnly="true">
@@ -4066,64 +4057,52 @@
         <xsd:restriction base="dms:Note"/>
       </xsd:simpleType>
     </xsd:element>
-    <xsd:element name="MediaServiceSearchProperties" ma:index="10" nillable="true" ma:displayName="MediaServiceSearchProperties" ma:hidden="true" ma:internalName="MediaServiceSearchProperties" ma:readOnly="true">
+    <xsd:element name="MediaServiceAutoKeyPoints" ma:index="10" nillable="true" ma:displayName="MediaServiceAutoKeyPoints" ma:hidden="true" ma:internalName="MediaServiceAutoKeyPoints" ma:readOnly="true">
       <xsd:simpleType>
         <xsd:restriction base="dms:Note"/>
       </xsd:simpleType>
     </xsd:element>
-    <xsd:element name="MediaServiceDateTaken" ma:index="11" nillable="true" ma:displayName="MediaServiceDateTaken" ma:hidden="true" ma:indexed="true" ma:internalName="MediaServiceDateTaken" ma:readOnly="true">
-      <xsd:simpleType>
-        <xsd:restriction base="dms:Text"/>
-      </xsd:simpleType>
-    </xsd:element>
-    <xsd:element name="MediaServiceGenerationTime" ma:index="12" nillable="true" ma:displayName="MediaServiceGenerationTime" ma:hidden="true" ma:internalName="MediaServiceGenerationTime" ma:readOnly="true">
-      <xsd:simpleType>
-        <xsd:restriction base="dms:Text"/>
-      </xsd:simpleType>
-    </xsd:element>
-    <xsd:element name="MediaServiceEventHashCode" ma:index="13" nillable="true" ma:displayName="MediaServiceEventHashCode" ma:hidden="true" ma:internalName="MediaServiceEventHashCode" ma:readOnly="true">
-      <xsd:simpleType>
-        <xsd:restriction base="dms:Text"/>
-      </xsd:simpleType>
-    </xsd:element>
-    <xsd:element name="MediaLengthInSeconds" ma:index="14" nillable="true" ma:displayName="MediaLengthInSeconds" ma:hidden="true" ma:internalName="MediaLengthInSeconds" ma:readOnly="true">
-      <xsd:simpleType>
-        <xsd:restriction base="dms:Unknown"/>
-      </xsd:simpleType>
-    </xsd:element>
-    <xsd:element name="lcf76f155ced4ddcb4097134ff3c332f" ma:index="16" nillable="true" ma:taxonomy="true" ma:internalName="lcf76f155ced4ddcb4097134ff3c332f" ma:taxonomyFieldName="MediaServiceImageTags" ma:displayName="Image Tags" ma:readOnly="false" ma:fieldId="{5cf76f15-5ced-4ddc-b409-7134ff3c332f}" ma:taxonomyMulti="true" ma:sspId="32463502-ae89-45c2-89b3-463160bd7c9c" ma:termSetId="09814cd3-568e-fe90-9814-8d621ff8fb84" ma:anchorId="fba54fb3-c3e1-fe81-a776-ca4b69148c4d" ma:open="true" ma:isKeyword="false">
-      <xsd:complexType>
-        <xsd:sequence>
-          <xsd:element ref="pc:Terms" minOccurs="0" maxOccurs="1"/>
-        </xsd:sequence>
-      </xsd:complexType>
-    </xsd:element>
-    <xsd:element name="MediaServiceOCR" ma:index="18" nillable="true" ma:displayName="Extracted Text" ma:internalName="MediaServiceOCR" ma:readOnly="true">
+    <xsd:element name="MediaServiceKeyPoints" ma:index="11" nillable="true" ma:displayName="KeyPoints" ma:internalName="MediaServiceKeyPoints" ma:readOnly="true">
       <xsd:simpleType>
         <xsd:restriction base="dms:Note">
           <xsd:maxLength value="255"/>
         </xsd:restriction>
       </xsd:simpleType>
     </xsd:element>
-    <xsd:element name="MediaServiceLocation" ma:index="19" nillable="true" ma:displayName="Location" ma:indexed="true" ma:internalName="MediaServiceLocation" ma:readOnly="true">
+    <xsd:element name="MediaServiceObjectDetectorVersions" ma:index="14" nillable="true" ma:displayName="MediaServiceObjectDetectorVersions" ma:hidden="true" ma:indexed="true" ma:internalName="MediaServiceObjectDetectorVersions" ma:readOnly="true">
       <xsd:simpleType>
         <xsd:restriction base="dms:Text"/>
       </xsd:simpleType>
     </xsd:element>
   </xsd:schema>
-  <xsd:schema xmlns:xsd="http://www.w3.org/2001/XMLSchema" xmlns:xs="http://www.w3.org/2001/XMLSchema" xmlns:dms="http://schemas.microsoft.com/office/2006/documentManagement/types" xmlns:pc="http://schemas.microsoft.com/office/infopath/2007/PartnerControls" targetNamespace="ed523d83-577e-496e-a929-d129df92a179" elementFormDefault="qualified">
+  <xsd:schema xmlns:xsd="http://www.w3.org/2001/XMLSchema" xmlns:xs="http://www.w3.org/2001/XMLSchema" xmlns:dms="http://schemas.microsoft.com/office/2006/documentManagement/types" xmlns:pc="http://schemas.microsoft.com/office/infopath/2007/PartnerControls" targetNamespace="5e9bf97f-1883-46ab-a891-5c27f84ae6d4" elementFormDefault="qualified">
     <xsd:import namespace="http://schemas.microsoft.com/office/2006/documentManagement/types"/>
     <xsd:import namespace="http://schemas.microsoft.com/office/infopath/2007/PartnerControls"/>
-    <xsd:element name="TaxCatchAll" ma:index="17" nillable="true" ma:displayName="Taxonomy Catch All Column" ma:hidden="true" ma:list="{5164c31f-715e-4630-96ca-c1f13c67a246}" ma:internalName="TaxCatchAll" ma:showField="CatchAllData" ma:web="ed523d83-577e-496e-a929-d129df92a179">
+    <xsd:element name="SharedWithUsers" ma:index="12" nillable="true" ma:displayName="Shared With" ma:internalName="SharedWithUsers" ma:readOnly="true">
       <xsd:complexType>
         <xsd:complexContent>
-          <xsd:extension base="dms:MultiChoiceLookup">
+          <xsd:extension base="dms:UserMulti">
             <xsd:sequence>
-              <xsd:element name="Value" type="dms:Lookup" maxOccurs="unbounded" minOccurs="0" nillable="true"/>
+              <xsd:element name="UserInfo" minOccurs="0" maxOccurs="unbounded">
+                <xsd:complexType>
+                  <xsd:sequence>
+                    <xsd:element name="DisplayName" type="xsd:string" minOccurs="0"/>
+                    <xsd:element name="AccountId" type="dms:UserId" minOccurs="0" nillable="true"/>
+                    <xsd:element name="AccountType" type="xsd:string" minOccurs="0"/>
+                  </xsd:sequence>
+                </xsd:complexType>
+              </xsd:element>
             </xsd:sequence>
           </xsd:extension>
         </xsd:complexContent>
       </xsd:complexType>
+    </xsd:element>
+    <xsd:element name="SharedWithDetails" ma:index="13" nillable="true" ma:displayName="Shared With Details" ma:internalName="SharedWithDetails" ma:readOnly="true">
+      <xsd:simpleType>
+        <xsd:restriction base="dms:Note">
+          <xsd:maxLength value="255"/>
+        </xsd:restriction>
+      </xsd:simpleType>
     </xsd:element>
   </xsd:schema>
   <xsd:schema xmlns="http://schemas.openxmlformats.org/package/2006/metadata/core-properties" xmlns:xsd="http://www.w3.org/2001/XMLSchema" xmlns:xsi="http://www.w3.org/2001/XMLSchema-instance" xmlns:dc="http://purl.org/dc/elements/1.1/" xmlns:dcterms="http://purl.org/dc/terms/" xmlns:odoc="http://schemas.microsoft.com/internal/obd" targetNamespace="http://schemas.openxmlformats.org/package/2006/metadata/core-properties" elementFormDefault="qualified" attributeFormDefault="unqualified" blockDefault="#all">
@@ -4244,7 +4223,22 @@
 </file>
 
 <file path=customXml/itemProps2.xml><?xml version="1.0" encoding="utf-8"?>
-<ds:datastoreItem xmlns:ds="http://schemas.openxmlformats.org/officeDocument/2006/customXml" ds:itemID="{7EDD5E50-7F86-4DD6-8B81-9C2F56419742}"/>
+<ds:datastoreItem xmlns:ds="http://schemas.openxmlformats.org/officeDocument/2006/customXml" ds:itemID="{3CE2B731-8D4D-428D-8DE1-42EB4A81FA03}">
+  <ds:schemaRefs>
+    <ds:schemaRef ds:uri="http://schemas.microsoft.com/office/2006/metadata/contentType"/>
+    <ds:schemaRef ds:uri="http://schemas.microsoft.com/office/2006/metadata/properties/metaAttributes"/>
+    <ds:schemaRef ds:uri="http://www.w3.org/2001/XMLSchema"/>
+    <ds:schemaRef ds:uri="http://schemas.microsoft.com/office/2006/metadata/properties"/>
+    <ds:schemaRef ds:uri="d26a6f9c-eb01-4ca2-9e1d-d2455490364f"/>
+    <ds:schemaRef ds:uri="5e9bf97f-1883-46ab-a891-5c27f84ae6d4"/>
+    <ds:schemaRef ds:uri="http://schemas.microsoft.com/office/2006/documentManagement/types"/>
+    <ds:schemaRef ds:uri="http://schemas.microsoft.com/office/infopath/2007/PartnerControls"/>
+    <ds:schemaRef ds:uri="http://schemas.openxmlformats.org/package/2006/metadata/core-properties"/>
+    <ds:schemaRef ds:uri="http://purl.org/dc/elements/1.1/"/>
+    <ds:schemaRef ds:uri="http://purl.org/dc/terms/"/>
+    <ds:schemaRef ds:uri="http://schemas.microsoft.com/internal/obd"/>
+  </ds:schemaRefs>
+</ds:datastoreItem>
 </file>
 
 <file path=customXml/itemProps3.xml><?xml version="1.0" encoding="utf-8"?>
